--- a/deliverables/SPRINT_V4-V9/NEW_V7_FORMER_V24_Sprint_Production_Package/06_PUBLISHING/Publishing_Materials.docx
+++ b/deliverables/SPRINT_V4-V9/NEW_V7_FORMER_V24_Sprint_Production_Package/06_PUBLISHING/Publishing_Materials.docx
@@ -163,7 +163,7 @@
         <w:rPr>
           <w:sz w:val="21"/>
         </w:rPr>
-        <w:t>Sunday, September 13, 2026 | 8:00 PM CT</w:t>
+        <w:t>Monday, September 14, 2026 | 5:48 AM CT</w:t>
       </w:r>
     </w:p>
     <w:p>
@@ -306,15 +306,16 @@
     </w:p>
     <w:p>
       <w:pPr>
-        <w:spacing w:before="0" w:after="120"/>
+        <w:spacing w:before="100" w:after="200"/>
       </w:pPr>
       <w:r>
         <w:rPr>
           <w:b w:val="0"/>
           <w:i w:val="0"/>
-          <w:sz w:val="21"/>
+          <w:color w:val="5A6B82"/>
+          <w:sz w:val="19"/>
         </w:rPr>
-        <w:t>I have sat in rooms where two people were both capable, both respected, and both doing good work. Then a bigger role opened, and the difference was not always who worked harder.</w:t>
+        <w:t>Copy-ready, from the approved revised description package of September 14, 2026. Reproduced exactly: wording, emojis, resource name and URL are not edited here.</w:t>
       </w:r>
     </w:p>
     <w:p>
@@ -327,6 +328,7 @@
           <w:i w:val="0"/>
           <w:sz w:val="21"/>
         </w:rPr>
+        <w:t>I have sat in rooms where two people were both capable, both respected, and both doing good work. Then a bigger role opened, and the difference was not always who worked harder.</w:t>
       </w:r>
     </w:p>
     <w:p>
@@ -352,6 +354,32 @@
           <w:i w:val="0"/>
           <w:sz w:val="21"/>
         </w:rPr>
+        <w:t>That is not a formula, and this is not a video about working harder. Organizations are not clean systems. Politics, bias, timing, budget and manager behavior all shape who gets the shot. The point of reading the situation is to separate what you can build, what you can ask for, and what the organization may not be willing to give.</w:t>
+      </w:r>
+    </w:p>
+    <w:p>
+      <w:pPr>
+        <w:spacing w:before="0" w:after="40"/>
+      </w:pPr>
+      <w:r>
+        <w:rPr>
+          <w:b w:val="0"/>
+          <w:i w:val="0"/>
+          <w:sz w:val="22"/>
+        </w:rPr>
+      </w:r>
+    </w:p>
+    <w:p>
+      <w:pPr>
+        <w:spacing w:before="80" w:after="40"/>
+      </w:pPr>
+      <w:r>
+        <w:rPr>
+          <w:b/>
+          <w:i w:val="0"/>
+          <w:sz w:val="21"/>
+        </w:rPr>
+        <w:t>🧰 Free evidence starter</w:t>
       </w:r>
     </w:p>
     <w:p>
@@ -364,12 +392,39 @@
           <w:i w:val="0"/>
           <w:sz w:val="21"/>
         </w:rPr>
-        <w:t>That is not a formula, and this is not a video about working harder. Organizations are not clean systems. Politics, bias, timing, budget and manager behavior all shape who gets the shot. The point of reading the situation is to separate what you can build, what you can ask for, and what the organization may not be willing to give.</w:t>
+        <w:t>Career Evidence Starter</w:t>
       </w:r>
     </w:p>
     <w:p>
       <w:pPr>
-        <w:spacing w:before="0" w:after="80"/>
+        <w:spacing w:before="0" w:after="120"/>
+      </w:pPr>
+      <w:r>
+        <w:rPr>
+          <w:b w:val="0"/>
+          <w:i w:val="0"/>
+          <w:sz w:val="21"/>
+        </w:rPr>
+        <w:t>Turn one accomplishment into proof you can use in a performance review, interview, internal move, or career pivot.</w:t>
+      </w:r>
+    </w:p>
+    <w:p>
+      <w:pPr>
+        <w:spacing w:before="0" w:after="120"/>
+      </w:pPr>
+      <w:r>
+        <w:rPr>
+          <w:b w:val="0"/>
+          <w:i w:val="0"/>
+          <w:color w:val="8A6D1E"/>
+          <w:sz w:val="21"/>
+        </w:rPr>
+        <w:t>https://temidayoafonja.com/career-evidence-starter</w:t>
+      </w:r>
+    </w:p>
+    <w:p>
+      <w:pPr>
+        <w:spacing w:before="0" w:after="40"/>
       </w:pPr>
       <w:r>
         <w:rPr>
@@ -381,15 +436,15 @@
     </w:p>
     <w:p>
       <w:pPr>
-        <w:spacing w:before="0" w:after="40"/>
+        <w:spacing w:before="80" w:after="40"/>
       </w:pPr>
       <w:r>
         <w:rPr>
           <w:b/>
           <w:i w:val="0"/>
-          <w:sz w:val="18"/>
+          <w:sz w:val="21"/>
         </w:rPr>
-        <w:t>WATCH NEXT</w:t>
+        <w:t>🎥 Watch next</w:t>
       </w:r>
     </w:p>
     <w:p>
@@ -407,15 +462,41 @@
     </w:p>
     <w:p>
       <w:pPr>
+        <w:spacing w:before="0" w:after="120"/>
+      </w:pPr>
+      <w:r>
+        <w:rPr>
+          <w:b w:val="0"/>
+          <w:i w:val="0"/>
+          <w:color w:val="8A6D1E"/>
+          <w:sz w:val="21"/>
+        </w:rPr>
+        <w:t>[PASTE VIDEO URL AFTER UPLOAD]</w:t>
+      </w:r>
+    </w:p>
+    <w:p>
+      <w:pPr>
         <w:spacing w:before="0" w:after="40"/>
+      </w:pPr>
+      <w:r>
+        <w:rPr>
+          <w:b w:val="0"/>
+          <w:i w:val="0"/>
+          <w:sz w:val="22"/>
+        </w:rPr>
+      </w:r>
+    </w:p>
+    <w:p>
+      <w:pPr>
+        <w:spacing w:before="80" w:after="40"/>
       </w:pPr>
       <w:r>
         <w:rPr>
           <w:b/>
           <w:i w:val="0"/>
-          <w:sz w:val="18"/>
+          <w:sz w:val="21"/>
         </w:rPr>
-        <w:t>PLAYLIST</w:t>
+        <w:t>📺 Playlist</w:t>
       </w:r>
     </w:p>
     <w:p>
@@ -433,7 +514,21 @@
     </w:p>
     <w:p>
       <w:pPr>
-        <w:spacing w:before="0" w:after="160"/>
+        <w:spacing w:before="0" w:after="120"/>
+      </w:pPr>
+      <w:r>
+        <w:rPr>
+          <w:b w:val="0"/>
+          <w:i w:val="0"/>
+          <w:color w:val="8A6D1E"/>
+          <w:sz w:val="21"/>
+        </w:rPr>
+        <w:t>[PASTE PLAYLIST URL AFTER UPLOAD]</w:t>
+      </w:r>
+    </w:p>
+    <w:p>
+      <w:pPr>
+        <w:spacing w:before="120" w:after="160"/>
       </w:pPr>
       <w:r>
         <w:rPr>
@@ -442,7 +537,94 @@
           <w:color w:val="5A6B82"/>
           <w:sz w:val="18"/>
         </w:rPr>
-        <w:t>[ EDITOR: paste the real video and playlist URLs here after upload. No URL in this package is a live link. ]</w:t>
+        <w:t>[ EDITOR: paste the real video and playlist URLs here after upload. No URL in this package is a live link. The resource URL above is the approved destination and is left as written. ]</w:t>
+      </w:r>
+    </w:p>
+    <w:p>
+      <w:pPr>
+        <w:spacing w:before="320" w:after="120"/>
+        <w:keepNext w:val="1"/>
+        <w:keepLines w:val="1"/>
+      </w:pPr>
+      <w:r>
+        <w:rPr>
+          <w:b/>
+          <w:i w:val="0"/>
+          <w:color w:val="112345"/>
+          <w:sz w:val="26"/>
+        </w:rPr>
+        <w:t>RESOURCE BLOCK</w:t>
+      </w:r>
+    </w:p>
+    <w:p>
+      <w:pPr>
+        <w:spacing w:after="80"/>
+      </w:pPr>
+      <w:r>
+        <w:rPr>
+          <w:b/>
+          <w:color w:val="8A6D1E"/>
+          <w:sz w:val="20"/>
+        </w:rPr>
+        <w:t xml:space="preserve">Resource  </w:t>
+      </w:r>
+      <w:r>
+        <w:rPr>
+          <w:sz w:val="21"/>
+        </w:rPr>
+        <w:t>Career Evidence Starter</w:t>
+      </w:r>
+    </w:p>
+    <w:p>
+      <w:pPr>
+        <w:spacing w:after="80"/>
+      </w:pPr>
+      <w:r>
+        <w:rPr>
+          <w:b/>
+          <w:color w:val="8A6D1E"/>
+          <w:sz w:val="20"/>
+        </w:rPr>
+        <w:t xml:space="preserve">Label  </w:t>
+      </w:r>
+      <w:r>
+        <w:rPr>
+          <w:sz w:val="21"/>
+        </w:rPr>
+        <w:t>🧰 Free evidence starter</w:t>
+      </w:r>
+    </w:p>
+    <w:p>
+      <w:pPr>
+        <w:spacing w:after="80"/>
+      </w:pPr>
+      <w:r>
+        <w:rPr>
+          <w:b/>
+          <w:color w:val="8A6D1E"/>
+          <w:sz w:val="20"/>
+        </w:rPr>
+        <w:t xml:space="preserve">URL  </w:t>
+      </w:r>
+      <w:r>
+        <w:rPr>
+          <w:sz w:val="21"/>
+        </w:rPr>
+        <w:t>https://temidayoafonja.com/career-evidence-starter</w:t>
+      </w:r>
+    </w:p>
+    <w:p>
+      <w:pPr>
+        <w:spacing w:before="100" w:after="200"/>
+      </w:pPr>
+      <w:r>
+        <w:rPr>
+          <w:b w:val="0"/>
+          <w:i w:val="0"/>
+          <w:color w:val="5A6B82"/>
+          <w:sz w:val="19"/>
+        </w:rPr>
+        <w:t>One relevant resource, and only one. No other product appears in this description.</w:t>
       </w:r>
     </w:p>
     <w:p>
@@ -523,7 +705,19 @@
         <w:rPr>
           <w:sz w:val="21"/>
         </w:rPr>
-        <w:t>•   No resource URL appears in this package: the script names none.</w:t>
+        <w:t>•   The script names no resource, so no resource is spoken. The description carries one, and it is the approved one.</w:t>
+      </w:r>
+    </w:p>
+    <w:p>
+      <w:pPr>
+        <w:spacing w:after="80" w:line="278" w:lineRule="auto"/>
+        <w:ind w:left="547" w:hanging="230"/>
+      </w:pPr>
+      <w:r>
+        <w:rPr>
+          <w:sz w:val="21"/>
+        </w:rPr>
+        <w:t>•   The resource and Watch Next are kept apart. They do different jobs: the resource is optional deeper help, Watch Next is the next content path.</w:t>
       </w:r>
     </w:p>
     <w:p>
